--- a/documents/DOC-20260914-WA0008.docx
+++ b/documents/DOC-20260914-WA0008.docx
@@ -416,7 +416,7 @@
         <w:ind w:hanging="360"/>
       </w:pPr>
       <w:r>
-        <w:t xml:space="preserve">To understand the concept of session management in Java Servlets.   </w:t>
+        <w:t>hello</w:t>
       </w:r>
       <w:r/>
     </w:p>
@@ -552,7 +552,7 @@
         <w:ind w:left="20"/>
       </w:pPr>
       <w:r>
-        <w:t xml:space="preserve">import java.o.IOException;  </w:t>
+        <w:t xml:space="preserve">import java.io.IOException;  </w:t>
       </w:r>
       <w:r/>
     </w:p>
